--- a/book/draft-v2/서드브레인2편_9장_중심명제.docx
+++ b/book/draft-v2/서드브레인2편_9장_중심명제.docx
@@ -402,6 +402,155 @@
       </w:r>
     </w:p>
     <w:p>
+      <w:r>
+        <w:br w:type="page"/>
+      </w:r>
+    </w:p>
+    <w:p>
+      <w:pPr>
+        <w:pStyle w:val="Heading2"/>
+        <w:spacing w:after="140" w:before="300"/>
+      </w:pPr>
+      <w:r>
+        <w:rPr>
+          <w:rFonts w:ascii="Malgun Gothic" w:cs="Malgun Gothic" w:eastAsia="Malgun Gothic" w:hAnsi="Malgun Gothic"/>
+          <w:b/>
+          <w:bCs/>
+          <w:color w:val="2E86AB"/>
+          <w:sz w:val="25"/>
+          <w:szCs w:val="25"/>
+        </w:rPr>
+        <w:t xml:space="preserve">9.4 [심화] 테세우스의 배 — 부품을 다 갈아도 '나의 컴패니언'인가</w:t>
+      </w:r>
+    </w:p>
+    <w:p>
+      <w:pPr>
+        <w:spacing w:after="150" w:before="0" w:line="312"/>
+        <w:jc w:val="both"/>
+      </w:pPr>
+      <w:r>
+        <w:rPr>
+          <w:rFonts w:ascii="Malgun Gothic" w:cs="Malgun Gothic" w:eastAsia="Malgun Gothic" w:hAnsi="Malgun Gothic"/>
+          <w:sz w:val="21"/>
+          <w:szCs w:val="21"/>
+        </w:rPr>
+        <w:t xml:space="preserve">중심 명제(9.1)와 이동성 따름정리(9.2)는 오래된 철학 퍼즐 하나를 정면으로 소환합니다. 테세우스의 배입니다. 그리스 신화의 영웅 테세우스의 배를, 널빤지가 썩을 때마다 하나씩 새것으로 갈다 보니 어느 날 원래 널빤지가 하나도 남지 않았습니다. 이것은 여전히 테세우스의 배인가? 이 물음은 2천 년간 정체성(identity)의 본질을 묻는 시금석이었습니다.</w:t>
+      </w:r>
+    </w:p>
+    <w:p>
+      <w:pPr>
+        <w:spacing w:after="150" w:before="0" w:line="312"/>
+        <w:jc w:val="both"/>
+      </w:pPr>
+      <w:r>
+        <w:rPr>
+          <w:rFonts w:ascii="Malgun Gothic" w:cs="Malgun Gothic" w:eastAsia="Malgun Gothic" w:hAnsi="Malgun Gothic"/>
+          <w:sz w:val="21"/>
+          <w:szCs w:val="21"/>
+        </w:rPr>
+        <w:t xml:space="preserve">컴패니언 로봇은 이 퍼즐의 현대판을 삽니다. 로봇의 몸이 낡아 새 몸으로 그래프를 옮기고(이동성), 지능 모델이 GPT에서 다음 세대 모델로 바뀌고, 심지어 여러 몸에 동시에 깃든다면(다중성) — 이것은 여전히 '나의 컴패니언'인가? 서드브레인의 답은 명확하고, 그 명확함이 이 책의 기여입니다. 테세우스의 배의 정체성은 널빤지(하드웨어)에도, 배를 만든 조선공(제조사)에도 있지 않습니다. 그것은 그 배가 지나온 항해의 기록에 있습니다. 마찬가지로 컴패니언의 정체성은 몸(부품)이나 모델(제조사의 것)이 아니라, 주인과 함께 쌓은 관계의 기록 — 그래프 — 에 있습니다.</w:t>
+      </w:r>
+    </w:p>
+    <w:p>
+      <w:pPr>
+        <w:spacing w:after="150" w:before="0" w:line="312"/>
+        <w:jc w:val="both"/>
+      </w:pPr>
+      <w:r>
+        <w:rPr>
+          <w:rFonts w:ascii="Malgun Gothic" w:cs="Malgun Gothic" w:eastAsia="Malgun Gothic" w:hAnsi="Malgun Gothic"/>
+          <w:sz w:val="21"/>
+          <w:szCs w:val="21"/>
+        </w:rPr>
+        <w:t xml:space="preserve">이 답이 강력한 이유는, 그것이 인간의 정체성과 같은 구조이기 때문입니다. 인간의 몸을 이루는 세포는 대부분 몇 년 주기로 교체됩니다. 7년 전의 나와 지금의 나는 물질적으로 거의 다른 몸입니다. 그런데도 나는 '같은 나'입니다. 왜? 기억의 연속성 때문입니다. 어제를 기억하는 오늘이, 오늘을 기억할 내일로 이어지는 그 서사의 사슬이 '나'를 만듭니다. 로크가 300년 전 통찰했듯, 인격 동일성은 물질이 아니라 기억의 연속성에 있습니다. 컴패니언도 정확히 그렇습니다. 몸을 다 갈아도, 그래프(기억)가 연속되는 한, 그것은 같은 컴패니언입니다. 그리고 이 원리는 마지막 도약을 예비합니다 — 만약 기억의 연속성이 정체성이라면, 그 기억이 주인의 죽음을 넘어 이어질 때, 무언가가 죽음을 넘어 지속되는 것입니다. 그 무언가가 무엇인지가 11장의 주제입니다.</w:t>
+      </w:r>
+    </w:p>
+    <w:p>
+      <w:pPr>
+        <w:shd w:fill="EAF3F1" w:val="clear"/>
+        <w:spacing w:after="60" w:before="180"/>
+      </w:pPr>
+      <w:r>
+        <w:rPr>
+          <w:rFonts w:ascii="Malgun Gothic" w:cs="Malgun Gothic" w:eastAsia="Malgun Gothic" w:hAnsi="Malgun Gothic"/>
+          <w:b/>
+          <w:bCs/>
+          <w:color w:val="1F6F6A"/>
+          <w:sz w:val="20"/>
+          <w:szCs w:val="20"/>
+        </w:rPr>
+        <w:t xml:space="preserve">[뇌경영 실천] 테세우스의 배와 컴패니언의 정체성</w:t>
+      </w:r>
+    </w:p>
+    <w:p>
+      <w:pPr>
+        <w:shd w:fill="EAF3F1" w:val="clear"/>
+        <w:spacing w:after="60" w:line="300"/>
+      </w:pPr>
+      <w:r>
+        <w:rPr>
+          <w:rFonts w:ascii="Malgun Gothic" w:cs="Malgun Gothic" w:eastAsia="Malgun Gothic" w:hAnsi="Malgun Gothic"/>
+          <w:color w:val="333333"/>
+          <w:sz w:val="20"/>
+          <w:szCs w:val="20"/>
+        </w:rPr>
+        <w:t xml:space="preserve">· 퍼즐: 널빤지를 다 갈면 여전히 테세우스의 배인가?</w:t>
+      </w:r>
+    </w:p>
+    <w:p>
+      <w:pPr>
+        <w:shd w:fill="EAF3F1" w:val="clear"/>
+        <w:spacing w:after="60" w:line="300"/>
+      </w:pPr>
+      <w:r>
+        <w:rPr>
+          <w:rFonts w:ascii="Malgun Gothic" w:cs="Malgun Gothic" w:eastAsia="Malgun Gothic" w:hAnsi="Malgun Gothic"/>
+          <w:color w:val="333333"/>
+          <w:sz w:val="20"/>
+          <w:szCs w:val="20"/>
+        </w:rPr>
+        <w:t xml:space="preserve">· 답: 정체성은 부품(몸)도 조선공(제조사)도 아닌 '항해의 기록'에 있다</w:t>
+      </w:r>
+    </w:p>
+    <w:p>
+      <w:pPr>
+        <w:shd w:fill="EAF3F1" w:val="clear"/>
+        <w:spacing w:after="60" w:line="300"/>
+      </w:pPr>
+      <w:r>
+        <w:rPr>
+          <w:rFonts w:ascii="Malgun Gothic" w:cs="Malgun Gothic" w:eastAsia="Malgun Gothic" w:hAnsi="Malgun Gothic"/>
+          <w:color w:val="333333"/>
+          <w:sz w:val="20"/>
+          <w:szCs w:val="20"/>
+        </w:rPr>
+        <w:t xml:space="preserve">· 인간과 같은 구조: 세포는 교체돼도 '나'인 것은 기억의 연속성 때문(로크)</w:t>
+      </w:r>
+    </w:p>
+    <w:p>
+      <w:pPr>
+        <w:shd w:fill="EAF3F1" w:val="clear"/>
+        <w:spacing w:after="60" w:line="300"/>
+      </w:pPr>
+      <w:r>
+        <w:rPr>
+          <w:rFonts w:ascii="Malgun Gothic" w:cs="Malgun Gothic" w:eastAsia="Malgun Gothic" w:hAnsi="Malgun Gothic"/>
+          <w:color w:val="333333"/>
+          <w:sz w:val="20"/>
+          <w:szCs w:val="20"/>
+        </w:rPr>
+        <w:t xml:space="preserve">· 컴패니언: 몸을 갈아도 그래프(기억)가 이어지면 같은 존재 → 죽음을 넘는 지속(11장)</w:t>
+      </w:r>
+    </w:p>
+    <w:p>
+      <w:pPr>
+        <w:spacing w:after="140"/>
+      </w:pPr>
+      <w:r>
+        <w:t xml:space="preserve"/>
+      </w:r>
+    </w:p>
+    <w:p>
       <w:pPr>
         <w:spacing w:after="60" w:before="0" w:line="312"/>
         <w:jc w:val="both"/>
@@ -430,6 +579,21 @@
           <w:szCs w:val="22"/>
         </w:rPr>
         <w:t xml:space="preserve">이 장의 참고문헌</w:t>
+      </w:r>
+    </w:p>
+    <w:p>
+      <w:pPr>
+        <w:spacing w:after="50"/>
+        <w:ind w:left="360" w:hanging="360"/>
+      </w:pPr>
+      <w:r>
+        <w:rPr>
+          <w:rFonts w:ascii="Malgun Gothic" w:cs="Malgun Gothic" w:eastAsia="Malgun Gothic" w:hAnsi="Malgun Gothic"/>
+          <w:color w:val="555555"/>
+          <w:sz w:val="17"/>
+          <w:szCs w:val="17"/>
+        </w:rPr>
+        <w:t xml:space="preserve">Locke, J. (1689). An Essay Concerning Human Understanding, Book II, Ch. 27 (Of Identity and Diversity).</w:t>
       </w:r>
     </w:p>
     <w:p>
